--- a/tesis/documento.docx
+++ b/tesis/documento.docx
@@ -4642,13 +4642,13 @@
     <w:sdt>
       <w:sdtPr>
         <w:rPr>
-          <w:rFonts w:asciiTheme="minorHAnsi" w:eastAsiaTheme="minorHAnsi" w:hAnsiTheme="minorHAnsi" w:cstheme="minorBidi"/>
+          <w:rFonts w:ascii="Times New Roman" w:eastAsiaTheme="minorHAnsi" w:hAnsi="Times New Roman" w:cs="Times New Roman"/>
           <w:b/>
           <w:bCs/>
           <w:color w:val="auto"/>
           <w:sz w:val="22"/>
           <w:szCs w:val="22"/>
-          <w:lang w:val="es-ES" w:eastAsia="en-US"/>
+          <w:lang w:eastAsia="en-US"/>
         </w:rPr>
         <w:id w:val="861872817"/>
         <w:docPartObj>
@@ -4656,6 +4656,12 @@
           <w:docPartUnique/>
         </w:docPartObj>
       </w:sdtPr>
+      <w:sdtEndPr>
+        <w:rPr>
+          <w:rFonts w:asciiTheme="minorHAnsi" w:hAnsiTheme="minorHAnsi" w:cstheme="minorBidi"/>
+          <w:lang w:val="es-ES"/>
+        </w:rPr>
+      </w:sdtEndPr>
       <w:sdtContent>
         <w:p>
           <w:pPr>
@@ -4665,7 +4671,6 @@
               <w:b/>
               <w:bCs/>
               <w:color w:val="auto"/>
-              <w:szCs w:val="24"/>
             </w:rPr>
           </w:pPr>
           <w:r>
@@ -4674,8 +4679,6 @@
               <w:b/>
               <w:bCs/>
               <w:color w:val="auto"/>
-              <w:szCs w:val="24"/>
-              <w:lang w:val="es-ES"/>
             </w:rPr>
             <w:t>INDICE</w:t>
           </w:r>
@@ -4720,7 +4723,7 @@
             </w:rPr>
             <w:fldChar w:fldCharType="separate"/>
           </w:r>
-          <w:hyperlink w:anchor="_Toc243769270" w:history="1">
+          <w:hyperlink w:anchor="_Toc244119490" w:history="1">
             <w:r>
               <w:rPr>
                 <w:rStyle w:val="Hipervnculo"/>
@@ -4755,7 +4758,7 @@
                 <w:noProof/>
                 <w:webHidden/>
               </w:rPr>
-              <w:instrText xml:space="preserve"> PAGEREF _Toc243769270 \h </w:instrText>
+              <w:instrText xml:space="preserve"> PAGEREF _Toc244119490 \h </w:instrText>
             </w:r>
             <w:r>
               <w:rPr>
@@ -4810,7 +4813,7 @@
               <w14:ligatures w14:val="standardContextual"/>
             </w:rPr>
           </w:pPr>
-          <w:hyperlink w:anchor="_Toc243769271" w:history="1">
+          <w:hyperlink w:anchor="_Toc244119491" w:history="1">
             <w:r>
               <w:rPr>
                 <w:rStyle w:val="Hipervnculo"/>
@@ -4845,7 +4848,7 @@
                 <w:noProof/>
                 <w:webHidden/>
               </w:rPr>
-              <w:instrText xml:space="preserve"> PAGEREF _Toc243769271 \h </w:instrText>
+              <w:instrText xml:space="preserve"> PAGEREF _Toc244119491 \h </w:instrText>
             </w:r>
             <w:r>
               <w:rPr>
@@ -4900,7 +4903,7 @@
               <w14:ligatures w14:val="standardContextual"/>
             </w:rPr>
           </w:pPr>
-          <w:hyperlink w:anchor="_Toc243769272" w:history="1">
+          <w:hyperlink w:anchor="_Toc244119492" w:history="1">
             <w:r>
               <w:rPr>
                 <w:rStyle w:val="Hipervnculo"/>
@@ -4935,7 +4938,7 @@
                 <w:noProof/>
                 <w:webHidden/>
               </w:rPr>
-              <w:instrText xml:space="preserve"> PAGEREF _Toc243769272 \h </w:instrText>
+              <w:instrText xml:space="preserve"> PAGEREF _Toc244119492 \h </w:instrText>
             </w:r>
             <w:r>
               <w:rPr>
@@ -4990,7 +4993,7 @@
               <w14:ligatures w14:val="standardContextual"/>
             </w:rPr>
           </w:pPr>
-          <w:hyperlink w:anchor="_Toc243769273" w:history="1">
+          <w:hyperlink w:anchor="_Toc244119493" w:history="1">
             <w:r>
               <w:rPr>
                 <w:rStyle w:val="Hipervnculo"/>
@@ -5025,7 +5028,7 @@
                 <w:noProof/>
                 <w:webHidden/>
               </w:rPr>
-              <w:instrText xml:space="preserve"> PAGEREF _Toc243769273 \h </w:instrText>
+              <w:instrText xml:space="preserve"> PAGEREF _Toc244119493 \h </w:instrText>
             </w:r>
             <w:r>
               <w:rPr>
@@ -5080,7 +5083,7 @@
               <w14:ligatures w14:val="standardContextual"/>
             </w:rPr>
           </w:pPr>
-          <w:hyperlink w:anchor="_Toc243769274" w:history="1">
+          <w:hyperlink w:anchor="_Toc244119494" w:history="1">
             <w:r>
               <w:rPr>
                 <w:rStyle w:val="Hipervnculo"/>
@@ -5115,7 +5118,7 @@
                 <w:noProof/>
                 <w:webHidden/>
               </w:rPr>
-              <w:instrText xml:space="preserve"> PAGEREF _Toc243769274 \h </w:instrText>
+              <w:instrText xml:space="preserve"> PAGEREF _Toc244119494 \h </w:instrText>
             </w:r>
             <w:r>
               <w:rPr>
@@ -5170,7 +5173,7 @@
               <w14:ligatures w14:val="standardContextual"/>
             </w:rPr>
           </w:pPr>
-          <w:hyperlink w:anchor="_Toc243769275" w:history="1">
+          <w:hyperlink w:anchor="_Toc244119495" w:history="1">
             <w:r>
               <w:rPr>
                 <w:rStyle w:val="Hipervnculo"/>
@@ -5205,7 +5208,7 @@
                 <w:noProof/>
                 <w:webHidden/>
               </w:rPr>
-              <w:instrText xml:space="preserve"> PAGEREF _Toc243769275 \h </w:instrText>
+              <w:instrText xml:space="preserve"> PAGEREF _Toc244119495 \h </w:instrText>
             </w:r>
             <w:r>
               <w:rPr>
@@ -5260,7 +5263,7 @@
               <w14:ligatures w14:val="standardContextual"/>
             </w:rPr>
           </w:pPr>
-          <w:hyperlink w:anchor="_Toc243769276" w:history="1">
+          <w:hyperlink w:anchor="_Toc244119496" w:history="1">
             <w:r>
               <w:rPr>
                 <w:rStyle w:val="Hipervnculo"/>
@@ -5268,7 +5271,7 @@
                 <w:bCs w:val="0"/>
                 <w:noProof/>
               </w:rPr>
-              <w:t>BIBLIOGRAFÍA</w:t>
+              <w:t>CAPITULO VI</w:t>
             </w:r>
             <w:r>
               <w:rPr>
@@ -5295,7 +5298,7 @@
                 <w:noProof/>
                 <w:webHidden/>
               </w:rPr>
-              <w:instrText xml:space="preserve"> PAGEREF _Toc243769276 \h </w:instrText>
+              <w:instrText xml:space="preserve"> PAGEREF _Toc244119496 \h </w:instrText>
             </w:r>
             <w:r>
               <w:rPr>
@@ -5350,7 +5353,7 @@
               <w14:ligatures w14:val="standardContextual"/>
             </w:rPr>
           </w:pPr>
-          <w:hyperlink w:anchor="_Toc243769277" w:history="1">
+          <w:hyperlink w:anchor="_Toc244119497" w:history="1">
             <w:r>
               <w:rPr>
                 <w:rStyle w:val="Hipervnculo"/>
@@ -5358,7 +5361,7 @@
                 <w:bCs w:val="0"/>
                 <w:noProof/>
               </w:rPr>
-              <w:t>ANEXOS</w:t>
+              <w:t>CAPITULO VII</w:t>
             </w:r>
             <w:r>
               <w:rPr>
@@ -5385,7 +5388,97 @@
                 <w:noProof/>
                 <w:webHidden/>
               </w:rPr>
-              <w:instrText xml:space="preserve"> PAGEREF _Toc243769277 \h </w:instrText>
+              <w:instrText xml:space="preserve"> PAGEREF _Toc244119497 \h </w:instrText>
+            </w:r>
+            <w:r>
+              <w:rPr>
+                <w:b w:val="0"/>
+                <w:bCs w:val="0"/>
+                <w:noProof/>
+                <w:webHidden/>
+              </w:rPr>
+            </w:r>
+            <w:r>
+              <w:rPr>
+                <w:b w:val="0"/>
+                <w:bCs w:val="0"/>
+                <w:noProof/>
+                <w:webHidden/>
+              </w:rPr>
+              <w:fldChar w:fldCharType="separate"/>
+            </w:r>
+            <w:r>
+              <w:rPr>
+                <w:b w:val="0"/>
+                <w:bCs w:val="0"/>
+                <w:noProof/>
+                <w:webHidden/>
+              </w:rPr>
+              <w:t>11</w:t>
+            </w:r>
+            <w:r>
+              <w:rPr>
+                <w:b w:val="0"/>
+                <w:bCs w:val="0"/>
+                <w:noProof/>
+                <w:webHidden/>
+              </w:rPr>
+              <w:fldChar w:fldCharType="end"/>
+            </w:r>
+          </w:hyperlink>
+        </w:p>
+        <w:p>
+          <w:pPr>
+            <w:pStyle w:val="TDC1"/>
+            <w:tabs>
+              <w:tab w:val="right" w:leader="dot" w:pos="9394"/>
+            </w:tabs>
+            <w:rPr>
+              <w:rFonts w:asciiTheme="minorHAnsi" w:eastAsiaTheme="minorEastAsia" w:hAnsiTheme="minorHAnsi"/>
+              <w:b w:val="0"/>
+              <w:bCs w:val="0"/>
+              <w:noProof/>
+              <w:kern w:val="2"/>
+              <w:lang w:val="es-MX" w:eastAsia="es-MX"/>
+              <w14:ligatures w14:val="standardContextual"/>
+            </w:rPr>
+          </w:pPr>
+          <w:hyperlink w:anchor="_Toc244119498" w:history="1">
+            <w:r>
+              <w:rPr>
+                <w:rStyle w:val="Hipervnculo"/>
+                <w:b w:val="0"/>
+                <w:bCs w:val="0"/>
+                <w:noProof/>
+              </w:rPr>
+              <w:t>Referencias</w:t>
+            </w:r>
+            <w:r>
+              <w:rPr>
+                <w:b w:val="0"/>
+                <w:bCs w:val="0"/>
+                <w:noProof/>
+                <w:webHidden/>
+              </w:rPr>
+              <w:tab/>
+            </w:r>
+            <w:r>
+              <w:rPr>
+                <w:b w:val="0"/>
+                <w:bCs w:val="0"/>
+                <w:noProof/>
+                <w:webHidden/>
+              </w:rPr>
+              <w:fldChar w:fldCharType="begin"/>
+            </w:r>
+            <w:r>
+              <w:rPr>
+                <w:b w:val="0"/>
+                <w:bCs w:val="0"/>
+                <w:noProof/>
+                <w:webHidden/>
+              </w:rPr>
+              <w:instrText xml:space="preserve"> PAGEREF _Toc244119498 \h </w:instrText>
             </w:r>
             <w:r>
               <w:rPr>
@@ -5426,6 +5519,96 @@
         </w:p>
         <w:p>
           <w:pPr>
+            <w:pStyle w:val="TDC1"/>
+            <w:tabs>
+              <w:tab w:val="right" w:leader="dot" w:pos="9394"/>
+            </w:tabs>
+            <w:rPr>
+              <w:rFonts w:asciiTheme="minorHAnsi" w:eastAsiaTheme="minorEastAsia" w:hAnsiTheme="minorHAnsi"/>
+              <w:b w:val="0"/>
+              <w:bCs w:val="0"/>
+              <w:noProof/>
+              <w:kern w:val="2"/>
+              <w:lang w:val="es-MX" w:eastAsia="es-MX"/>
+              <w14:ligatures w14:val="standardContextual"/>
+            </w:rPr>
+          </w:pPr>
+          <w:hyperlink w:anchor="_Toc244119499" w:history="1">
+            <w:r>
+              <w:rPr>
+                <w:rStyle w:val="Hipervnculo"/>
+                <w:b w:val="0"/>
+                <w:bCs w:val="0"/>
+                <w:noProof/>
+              </w:rPr>
+              <w:t>ANEXOS</w:t>
+            </w:r>
+            <w:r>
+              <w:rPr>
+                <w:b w:val="0"/>
+                <w:bCs w:val="0"/>
+                <w:noProof/>
+                <w:webHidden/>
+              </w:rPr>
+              <w:tab/>
+            </w:r>
+            <w:r>
+              <w:rPr>
+                <w:b w:val="0"/>
+                <w:bCs w:val="0"/>
+                <w:noProof/>
+                <w:webHidden/>
+              </w:rPr>
+              <w:fldChar w:fldCharType="begin"/>
+            </w:r>
+            <w:r>
+              <w:rPr>
+                <w:b w:val="0"/>
+                <w:bCs w:val="0"/>
+                <w:noProof/>
+                <w:webHidden/>
+              </w:rPr>
+              <w:instrText xml:space="preserve"> PAGEREF _Toc244119499 \h </w:instrText>
+            </w:r>
+            <w:r>
+              <w:rPr>
+                <w:b w:val="0"/>
+                <w:bCs w:val="0"/>
+                <w:noProof/>
+                <w:webHidden/>
+              </w:rPr>
+            </w:r>
+            <w:r>
+              <w:rPr>
+                <w:b w:val="0"/>
+                <w:bCs w:val="0"/>
+                <w:noProof/>
+                <w:webHidden/>
+              </w:rPr>
+              <w:fldChar w:fldCharType="separate"/>
+            </w:r>
+            <w:r>
+              <w:rPr>
+                <w:b w:val="0"/>
+                <w:bCs w:val="0"/>
+                <w:noProof/>
+                <w:webHidden/>
+              </w:rPr>
+              <w:t>14</w:t>
+            </w:r>
+            <w:r>
+              <w:rPr>
+                <w:b w:val="0"/>
+                <w:bCs w:val="0"/>
+                <w:noProof/>
+                <w:webHidden/>
+              </w:rPr>
+              <w:fldChar w:fldCharType="end"/>
+            </w:r>
+          </w:hyperlink>
+        </w:p>
+        <w:p>
+          <w:pPr>
             <w:rPr>
               <w:b/>
               <w:bCs/>
@@ -5446,19 +5629,30 @@
     </w:sdt>
     <w:p>
       <w:pPr>
-        <w:rPr>
-          <w:lang w:val="es-MX"/>
-        </w:rPr>
-      </w:pPr>
-    </w:p>
-    <w:p>
-      <w:pPr>
         <w:pStyle w:val="ParrafoCeutec"/>
       </w:pPr>
     </w:p>
     <w:p>
       <w:pPr>
         <w:pStyle w:val="ParrafoCeutec"/>
+      </w:pPr>
+      <w:r>
+        <w:t>I</w:t>
+      </w:r>
+      <w:r>
+        <w:t>NDICE DE TABLAS</w:t>
+      </w:r>
+    </w:p>
+    <w:p>
+      <w:pPr>
+        <w:pStyle w:val="ParrafoCeutec"/>
+        <w:jc w:val="left"/>
+      </w:pPr>
+    </w:p>
+    <w:p>
+      <w:pPr>
+        <w:pStyle w:val="ParrafoCeutec"/>
+        <w:jc w:val="left"/>
         <w:sectPr>
           <w:footerReference w:type="default" r:id="rId11"/>
           <w:pgSz w:w="12240" w:h="15840" w:code="1"/>
@@ -5468,9 +5662,16 @@
           <w:docGrid w:linePitch="299"/>
         </w:sectPr>
       </w:pPr>
-      <w:r>
-        <w:br w:type="page"/>
-      </w:r>
+      <w:fldSimple w:instr=" TOC \h \z \c &quot;Tabla&quot; ">
+        <w:r>
+          <w:rPr>
+            <w:b w:val="0"/>
+            <w:bCs/>
+            <w:noProof/>
+          </w:rPr>
+          <w:t>No se encuentran elementos de tabla de ilustraciones.</w:t>
+        </w:r>
+      </w:fldSimple>
     </w:p>
     <w:p>
       <w:pPr>
@@ -5480,7 +5681,7 @@
           <w:szCs w:val="24"/>
         </w:rPr>
       </w:pPr>
-      <w:bookmarkStart w:id="0" w:name="_Toc243769270"/>
+      <w:bookmarkStart w:id="0" w:name="_Toc244119490"/>
       <w:r>
         <w:lastRenderedPageBreak/>
         <w:t>GLOSARIO</w:t>
@@ -7111,14 +7312,8 @@
     <w:p>
       <w:pPr>
         <w:pStyle w:val="ParrafoCeutec"/>
-        <w:rPr>
-          <w:lang w:val="es-MX"/>
-        </w:rPr>
-      </w:pPr>
-      <w:r>
-        <w:rPr>
-          <w:lang w:val="es-MX"/>
-        </w:rPr>
+      </w:pPr>
+      <w:r>
         <w:br w:type="page"/>
       </w:r>
     </w:p>
@@ -7126,7 +7321,7 @@
       <w:pPr>
         <w:pStyle w:val="Ttulo1"/>
       </w:pPr>
-      <w:bookmarkStart w:id="1" w:name="_Toc243769271"/>
+      <w:bookmarkStart w:id="1" w:name="_Toc244119491"/>
       <w:r>
         <w:lastRenderedPageBreak/>
         <w:t>CAPITULO I: INTRODUCCION</w:t>
@@ -7136,79 +7331,43 @@
     <w:p>
       <w:pPr>
         <w:pStyle w:val="ParrafoCeutec"/>
-        <w:rPr>
-          <w:lang w:val="es-MX"/>
-        </w:rPr>
-      </w:pPr>
-      <w:r>
-        <w:rPr>
-          <w:lang w:val="es-MX"/>
-        </w:rPr>
+      </w:pPr>
+      <w:r>
         <w:t xml:space="preserve">La transformación digital encarna el cambio en los procesos de trabajo y en la creación de valor en las organizaciones. Esto incluye incorporar tecnologías digitales, tomar decisiones estratégicas y realizar los ajustes organizacionales necesarios para aprovecharlas. Además, desarrollar esta tecnología también exige hacer frente a barreras internas que pueden afectar la forma en que estos cambios se implementan </w:t>
       </w:r>
       <w:r>
-        <w:rPr>
-          <w:lang w:val="es-MX"/>
-        </w:rPr>
         <w:fldChar w:fldCharType="begin"/>
       </w:r>
       <w:r>
-        <w:rPr>
-          <w:lang w:val="es-MX"/>
-        </w:rPr>
         <w:instrText xml:space="preserve"> ADDIN ZOTERO_ITEM CSL_CITATION {"citationID":"iBp6qPMZ","properties":{"unsorted":false,"formattedCitation":"(Vial, 2019)","plainCitation":"(Vial, 2019)","noteIndex":0},"citationItems":[{"id":3,"uris":["http://zotero.org/users/local/uXdmgImk/items/ACTSAUVM"],"itemData":{"id":3,"type":"article-journal","container-title":"The Journal of Strategic Information Systems","DOI":"10.1016/j.jsis.2019.01.003","ISSN":"09638687","issue":"2","journalAbbreviation":"The Journal of Strategic Information Systems","language":"en","page":"118-144","source":"DOI.org (Crossref)","title":"Understanding digital transformation: A review and a research agenda","title-short":"Understanding digital transformation","volume":"28","author":[{"family":"Vial","given":"Gregory"}],"issued":{"date-parts":[["2019",6]]}}}],"schema":"https://github.com/citation-style-language/schema/raw/master/csl-citation.json"} </w:instrText>
       </w:r>
       <w:r>
-        <w:rPr>
-          <w:lang w:val="es-MX"/>
-        </w:rPr>
         <w:fldChar w:fldCharType="separate"/>
       </w:r>
       <w:r>
         <w:t>(Vial, 2019)</w:t>
       </w:r>
       <w:r>
-        <w:rPr>
-          <w:lang w:val="es-MX"/>
-        </w:rPr>
         <w:fldChar w:fldCharType="end"/>
       </w:r>
       <w:r>
-        <w:rPr>
-          <w:lang w:val="es-MX"/>
-        </w:rPr>
         <w:t>.</w:t>
       </w:r>
     </w:p>
     <w:p>
       <w:pPr>
         <w:pStyle w:val="ParrafoCeutec"/>
-        <w:rPr>
-          <w:lang w:val="es-MX"/>
-        </w:rPr>
-      </w:pPr>
-      <w:r>
-        <w:rPr>
-          <w:lang w:val="es-MX"/>
-        </w:rPr>
+      </w:pPr>
+      <w:r>
         <w:t xml:space="preserve">La atención al cliente no es ajena a esta transformación. Hoy en día, las empresas interactúan con sus clientes a través de diversos canales, lo que plantea el reto de coordinar de forma armónica cada contacto durante el servicio. Frente a esto, el enfoque omnicanal propone gestionar estos medios de manera integrada, garantizando que se complementen entre sí y aporten continuidad a la experiencia del cliente </w:t>
       </w:r>
       <w:r>
-        <w:rPr>
-          <w:lang w:val="es-MX"/>
-        </w:rPr>
         <w:fldChar w:fldCharType="begin"/>
       </w:r>
       <w:r>
-        <w:rPr>
-          <w:lang w:val="es-MX"/>
-        </w:rPr>
         <w:instrText xml:space="preserve"> ADDIN ZOTERO_ITEM CSL_CITATION {"citationID":"KaE14ghv","properties":{"unsorted":false,"formattedCitation":"(Verhoef et\\uc0\\u160{}al., 2015)","plainCitation":"(Verhoef et al., 2015)","noteIndex":0},"citationItems":[{"id":7,"uris":["http://zotero.org/users/local/uXdmgImk/items/PUGWEVAP"],"itemData":{"id":7,"type":"article-journal","container-title":"Journal of Retailing","DOI":"10.1016/j.jretai.2015.02.005","ISSN":"00224359","issue":"2","journalAbbreviation":"Journal of Retailing","language":"en","page":"174-181","source":"DOI.org (Crossref)","title":"From Multi-Channel Retailing to Omni-Channel Retailing","volume":"91","author":[{"family":"Verhoef","given":"Peter C."},{"family":"Kannan","given":"P.K."},{"family":"Inman","given":"J. Jeffrey"}],"issued":{"date-parts":[["2015",6]]}}}],"schema":"https://github.com/citation-style-language/schema/raw/master/csl-citation.json"} </w:instrText>
       </w:r>
       <w:r>
-        <w:rPr>
-          <w:lang w:val="es-MX"/>
-        </w:rPr>
         <w:fldChar w:fldCharType="separate"/>
       </w:r>
       <w:r>
@@ -7218,231 +7377,126 @@
         <w:t>(Verhoef et al., 2015)</w:t>
       </w:r>
       <w:r>
-        <w:rPr>
-          <w:lang w:val="es-MX"/>
-        </w:rPr>
         <w:fldChar w:fldCharType="end"/>
       </w:r>
       <w:r>
-        <w:rPr>
-          <w:lang w:val="es-MX"/>
-        </w:rPr>
         <w:t>.</w:t>
       </w:r>
     </w:p>
     <w:p>
       <w:pPr>
         <w:pStyle w:val="ParrafoCeutec"/>
-        <w:rPr>
-          <w:lang w:val="es-MX"/>
-        </w:rPr>
-      </w:pPr>
-      <w:r>
-        <w:rPr>
-          <w:lang w:val="es-MX"/>
-        </w:rPr>
+      </w:pPr>
+      <w:r>
         <w:t xml:space="preserve">En este contexto, la automatización y la inteligencia artificial ofrecen herramientas clave para optimizar la operación mediante la clasificación de consultas, la generación de respuestas iniciales y la ejecución de tareas repetitivas. Sin embargo, su adopción exitosa requiere supervisión humana y la preparación del personal, quien debe saber cuándo intervenir y cómo aprovechar la información generada por estas tecnologías </w:t>
       </w:r>
       <w:r>
-        <w:rPr>
-          <w:lang w:val="es-MX"/>
-        </w:rPr>
         <w:fldChar w:fldCharType="begin"/>
       </w:r>
       <w:r>
-        <w:rPr>
-          <w:lang w:val="es-MX"/>
-        </w:rPr>
         <w:instrText xml:space="preserve"> ADDIN ZOTERO_ITEM CSL_CITATION {"citationID":"kZKJQ5Q4","properties":{"unsorted":false,"formattedCitation":"(Finio &amp; Downie, 2025)","plainCitation":"(Finio &amp; Downie, 2025)","noteIndex":0},"citationItems":[{"id":12,"uris":["http://zotero.org/users/local/uXdmgImk/items/AB8EAR2F"],"itemData":{"id":12,"type":"webpage","container-title":"IBM","title":"IA en el servicio de atención al cliente","URL":"https://www.ibm.com/es-es/think/topics/ai-in-customer-service","author":[{"family":"Finio","given":"Matthew"},{"family":"Downie","given":"Amanda"}],"issued":{"date-parts":[["2025",5,15]]}}}],"schema":"https://github.com/citation-style-language/schema/raw/master/csl-citation.json"} </w:instrText>
       </w:r>
       <w:r>
-        <w:rPr>
-          <w:lang w:val="es-MX"/>
-        </w:rPr>
         <w:fldChar w:fldCharType="separate"/>
       </w:r>
       <w:r>
         <w:t>(Finio &amp; Downie, 2025)</w:t>
       </w:r>
       <w:r>
-        <w:rPr>
-          <w:lang w:val="es-MX"/>
-        </w:rPr>
         <w:fldChar w:fldCharType="end"/>
       </w:r>
       <w:r>
-        <w:rPr>
-          <w:lang w:val="es-MX"/>
-        </w:rPr>
         <w:t>.</w:t>
       </w:r>
     </w:p>
     <w:p>
       <w:pPr>
         <w:pStyle w:val="ParrafoCeutec"/>
-        <w:rPr>
-          <w:lang w:val="es-MX"/>
-        </w:rPr>
-      </w:pPr>
-      <w:r>
-        <w:rPr>
-          <w:lang w:val="es-MX"/>
-        </w:rPr>
+      </w:pPr>
+      <w:r>
         <w:t xml:space="preserve">A partir de estas dinámicas, en </w:t>
       </w:r>
       <w:proofErr w:type="spellStart"/>
       <w:r>
-        <w:rPr>
-          <w:lang w:val="es-MX"/>
-        </w:rPr>
         <w:t>Travel</w:t>
       </w:r>
       <w:proofErr w:type="spellEnd"/>
       <w:r>
-        <w:rPr>
-          <w:lang w:val="es-MX"/>
-        </w:rPr>
         <w:t xml:space="preserve"> </w:t>
       </w:r>
       <w:proofErr w:type="spellStart"/>
       <w:r>
-        <w:rPr>
-          <w:lang w:val="es-MX"/>
-        </w:rPr>
         <w:t>Diunsa</w:t>
       </w:r>
       <w:proofErr w:type="spellEnd"/>
       <w:r>
-        <w:rPr>
-          <w:lang w:val="es-MX"/>
-        </w:rPr>
         <w:t xml:space="preserve"> se identificó la necesidad de contar con una herramienta que centralizara las conversaciones con los clientes, organizara las solicitudes y </w:t>
       </w:r>
       <w:proofErr w:type="spellStart"/>
       <w:r>
-        <w:rPr>
-          <w:lang w:val="es-MX"/>
-        </w:rPr>
         <w:t>distribuiera</w:t>
       </w:r>
       <w:proofErr w:type="spellEnd"/>
       <w:r>
-        <w:rPr>
-          <w:lang w:val="es-MX"/>
-        </w:rPr>
         <w:t xml:space="preserve"> las atenciones entre asesores y equipos. Asimismo, era fundamental facilitar el seguimiento de cada caso, controlar los tiempos de respuesta y disponer de información operativa en tiempo real. Estas prioridades orientaron el desarrollo hacia un modelo de gestión enfocado en visibilizar las atenciones pendientes y minimizar el riesgo de dejar interacciones sin respuesta.</w:t>
       </w:r>
     </w:p>
     <w:p>
       <w:pPr>
         <w:pStyle w:val="ParrafoCeutec"/>
-        <w:rPr>
-          <w:lang w:val="es-MX"/>
-        </w:rPr>
-      </w:pPr>
-      <w:r>
-        <w:rPr>
-          <w:lang w:val="es-MX"/>
-        </w:rPr>
-        <w:t xml:space="preserve">Como solución a este desafío, se desarrolló FLOW, una plataforma web omnicanal orientada a la gestión y automatización de la atención al cliente. El sistema centraliza la </w:t>
-      </w:r>
-      <w:r>
-        <w:rPr>
-          <w:lang w:val="es-MX"/>
-        </w:rPr>
+      </w:pPr>
+      <w:r>
         <w:lastRenderedPageBreak/>
-        <w:t>información de los usuarios, sus conversaciones y solicitudes, integrando mecanismos para la asignación de tareas, el seguimiento de estados y la organización de equipos. Del mismo modo, el acceso a sus funcionalidades se administra mediante un esquema de roles y permisos adaptado a las responsabilidades de cada usuario. Su arquitectura está concebida para la incorporación progresiva de nuevos canales digitales y la integración de agentes de inteligencia artificial como soporte operativo.</w:t>
+        <w:t>Como solución a este desafío, se desarrolló FLOW, una plataforma web omnicanal orientada a la gestión y automatización de la atención al cliente. El sistema centraliza la información de los usuarios, sus conversaciones y solicitudes, integrando mecanismos para la asignación de tareas, el seguimiento de estados y la organización de equipos. Del mismo modo, el acceso a sus funcionalidades se administra mediante un esquema de roles y permisos adaptado a las responsabilidades de cada usuario. Su arquitectura está concebida para la incorporación progresiva de nuevos canales digitales y la integración de agentes de inteligencia artificial como soporte operativo.</w:t>
       </w:r>
     </w:p>
     <w:p>
       <w:pPr>
         <w:pStyle w:val="ParrafoCeutec"/>
-        <w:rPr>
-          <w:lang w:val="es-MX"/>
-        </w:rPr>
-      </w:pPr>
-      <w:r>
-        <w:rPr>
-          <w:lang w:val="es-MX"/>
-        </w:rPr>
+      </w:pPr>
+      <w:r>
         <w:t xml:space="preserve">Adicionalmente, la plataforma incorpora métricas operativas y mecanismos para la gestión de tiempos y niveles de servicio (SLA). Estas funciones brindan una mayor trazabilidad sobre las atenciones y facilitan la detección oportuna de incidencias que requieran intervención. Cabe destacar que el desarrollo del proyecto integra disciplinas de la ingeniería de software, programación web, bases de datos, seguridad e integración de servicios, aplicadas a las necesidades específicas de </w:t>
       </w:r>
       <w:proofErr w:type="spellStart"/>
       <w:r>
-        <w:rPr>
-          <w:lang w:val="es-MX"/>
-        </w:rPr>
         <w:t>Travel</w:t>
       </w:r>
       <w:proofErr w:type="spellEnd"/>
       <w:r>
-        <w:rPr>
-          <w:lang w:val="es-MX"/>
-        </w:rPr>
         <w:t xml:space="preserve"> </w:t>
       </w:r>
       <w:proofErr w:type="spellStart"/>
       <w:r>
-        <w:rPr>
-          <w:lang w:val="es-MX"/>
-        </w:rPr>
         <w:t>Diunsa</w:t>
       </w:r>
       <w:proofErr w:type="spellEnd"/>
       <w:r>
-        <w:rPr>
-          <w:lang w:val="es-MX"/>
-        </w:rPr>
         <w:t xml:space="preserve"> y manteniendo siempre el rol central del asesor en la atención especializada.</w:t>
       </w:r>
     </w:p>
     <w:p>
       <w:pPr>
         <w:pStyle w:val="ParrafoCeutec"/>
-        <w:rPr>
-          <w:lang w:val="es-MX"/>
-        </w:rPr>
-      </w:pPr>
-      <w:r>
-        <w:rPr>
-          <w:lang w:val="es-MX"/>
-        </w:rPr>
+      </w:pPr>
+      <w:r>
         <w:t>Finalmente, el presente documento se estructura en cinco capítulos. Tras esta introducción, el Capítulo II expone las generalidades de la empresa</w:t>
       </w:r>
       <w:r>
-        <w:rPr>
-          <w:lang w:val="es-MX"/>
-        </w:rPr>
         <w:t>,</w:t>
       </w:r>
       <w:r>
-        <w:rPr>
-          <w:lang w:val="es-MX"/>
-        </w:rPr>
         <w:t xml:space="preserve"> el Capítulo III desarrolla el marco teórico</w:t>
       </w:r>
       <w:r>
-        <w:rPr>
-          <w:lang w:val="es-MX"/>
-        </w:rPr>
         <w:t xml:space="preserve">, </w:t>
       </w:r>
       <w:r>
-        <w:rPr>
-          <w:lang w:val="es-MX"/>
-        </w:rPr>
         <w:t>el Capítulo IV detalla el diseño y desarrollo del proyecto</w:t>
       </w:r>
       <w:r>
-        <w:rPr>
-          <w:lang w:val="es-MX"/>
-        </w:rPr>
         <w:t>,</w:t>
       </w:r>
       <w:r>
-        <w:rPr>
-          <w:lang w:val="es-MX"/>
-        </w:rPr>
         <w:t xml:space="preserve"> y el Capítulo V reúne los resultados, las conclusiones y las recomendaciones.</w:t>
       </w:r>
     </w:p>
@@ -7470,7 +7524,7 @@
       <w:pPr>
         <w:pStyle w:val="Ttulo1"/>
       </w:pPr>
-      <w:bookmarkStart w:id="2" w:name="_Toc243769272"/>
+      <w:bookmarkStart w:id="2" w:name="_Toc244119492"/>
       <w:r>
         <w:lastRenderedPageBreak/>
         <w:t>CAPITULO II:</w:t>
@@ -7504,7 +7558,7 @@
       <w:pPr>
         <w:pStyle w:val="Ttulo1"/>
       </w:pPr>
-      <w:bookmarkStart w:id="3" w:name="_Toc243769273"/>
+      <w:bookmarkStart w:id="3" w:name="_Toc244119493"/>
       <w:r>
         <w:lastRenderedPageBreak/>
         <w:t>CAPITULO III: MARCO TEORICO</w:t>
@@ -7535,7 +7589,7 @@
       <w:pPr>
         <w:pStyle w:val="Ttulo1"/>
       </w:pPr>
-      <w:bookmarkStart w:id="4" w:name="_Toc243769274"/>
+      <w:bookmarkStart w:id="4" w:name="_Toc244119494"/>
       <w:r>
         <w:lastRenderedPageBreak/>
         <w:t>CAPITULO IV: DESARROLLO DEL PROYECTO</w:t>
@@ -7566,7 +7620,7 @@
       <w:pPr>
         <w:pStyle w:val="Ttulo1"/>
       </w:pPr>
-      <w:bookmarkStart w:id="5" w:name="_Toc243769275"/>
+      <w:bookmarkStart w:id="5" w:name="_Toc244119495"/>
       <w:r>
         <w:lastRenderedPageBreak/>
         <w:t>CAPITULO V: RESULTADOS, CONCLUSIONES Y RECOMENDACIONES</w:t>
@@ -7587,9 +7641,6 @@
         </w:rPr>
       </w:pPr>
       <w:r>
-        <w:rPr>
-          <w:lang w:val="es-MX"/>
-        </w:rPr>
         <w:br w:type="page"/>
       </w:r>
     </w:p>
@@ -7597,21 +7648,71 @@
       <w:pPr>
         <w:pStyle w:val="Ttulo1"/>
       </w:pPr>
-      <w:bookmarkStart w:id="6" w:name="_Toc243769276"/>
+      <w:bookmarkStart w:id="6" w:name="_Toc244119496"/>
       <w:r>
         <w:lastRenderedPageBreak/>
-        <w:t>BIBLIOGRAF</w:t>
-      </w:r>
-      <w:r>
-        <w:t>Í</w:t>
-      </w:r>
-      <w:r>
-        <w:t>A</w:t>
+        <w:t>CAPITULO VI</w:t>
       </w:r>
       <w:bookmarkEnd w:id="6"/>
     </w:p>
     <w:p>
       <w:pPr>
+        <w:widowControl/>
+        <w:spacing w:after="160" w:line="259" w:lineRule="auto"/>
+        <w:rPr>
+          <w:rFonts w:ascii="Times New Roman" w:eastAsia="Times New Roman" w:hAnsi="Times New Roman"/>
+          <w:b/>
+          <w:bCs/>
+          <w:sz w:val="24"/>
+          <w:szCs w:val="32"/>
+          <w:lang w:val="es-MX"/>
+        </w:rPr>
+      </w:pPr>
+      <w:r>
+        <w:br w:type="page"/>
+      </w:r>
+    </w:p>
+    <w:p>
+      <w:pPr>
+        <w:pStyle w:val="Ttulo1"/>
+      </w:pPr>
+      <w:bookmarkStart w:id="7" w:name="_Toc244119497"/>
+      <w:r>
+        <w:lastRenderedPageBreak/>
+        <w:t>CAPITULO VII</w:t>
+      </w:r>
+      <w:bookmarkEnd w:id="7"/>
+    </w:p>
+    <w:p>
+      <w:pPr>
+        <w:widowControl/>
+        <w:spacing w:after="160" w:line="259" w:lineRule="auto"/>
+        <w:rPr>
+          <w:rFonts w:ascii="Times New Roman" w:eastAsia="Times New Roman" w:hAnsi="Times New Roman"/>
+          <w:b/>
+          <w:bCs/>
+          <w:sz w:val="24"/>
+          <w:szCs w:val="32"/>
+          <w:lang w:val="es-MX"/>
+        </w:rPr>
+      </w:pPr>
+      <w:r>
+        <w:br w:type="page"/>
+      </w:r>
+    </w:p>
+    <w:p>
+      <w:pPr>
+        <w:pStyle w:val="Ttulo1"/>
+      </w:pPr>
+      <w:bookmarkStart w:id="8" w:name="_Toc244119498"/>
+      <w:r>
+        <w:lastRenderedPageBreak/>
+        <w:t>Referencias</w:t>
+      </w:r>
+      <w:bookmarkEnd w:id="8"/>
+    </w:p>
+    <w:p>
+      <w:pPr>
         <w:pStyle w:val="Bibliografa"/>
       </w:pPr>
       <w:r>
@@ -7630,6 +7731,7 @@
           <w:b/>
           <w:bCs/>
           <w:szCs w:val="24"/>
+          <w:lang w:val="es-MX"/>
         </w:rPr>
         <w:instrText xml:space="preserve"> ADDIN ZOTERO_BIBL {"uncited":[],"omitted":[],"custom":[]} CSL_BIBLIOGRAPHY </w:instrText>
       </w:r>
@@ -7643,8 +7745,36 @@
         </w:rPr>
         <w:fldChar w:fldCharType="separate"/>
       </w:r>
-      <w:r>
-        <w:t xml:space="preserve">Bezemer, C.-P., &amp; Zaidman, A. (2010). Multi-tenant SaaS applications: Maintenance dream or nightmare? </w:t>
+      <w:proofErr w:type="spellStart"/>
+      <w:r>
+        <w:rPr>
+          <w:lang w:val="es-MX"/>
+        </w:rPr>
+        <w:t>Bezemer</w:t>
+      </w:r>
+      <w:proofErr w:type="spellEnd"/>
+      <w:r>
+        <w:rPr>
+          <w:lang w:val="es-MX"/>
+        </w:rPr>
+        <w:t xml:space="preserve">, C.-P., &amp; </w:t>
+      </w:r>
+      <w:proofErr w:type="spellStart"/>
+      <w:r>
+        <w:rPr>
+          <w:lang w:val="es-MX"/>
+        </w:rPr>
+        <w:t>Zaidman</w:t>
+      </w:r>
+      <w:proofErr w:type="spellEnd"/>
+      <w:r>
+        <w:rPr>
+          <w:lang w:val="es-MX"/>
+        </w:rPr>
+        <w:t xml:space="preserve">, A. (2010). </w:t>
+      </w:r>
+      <w:r>
+        <w:t xml:space="preserve">Multi-tenant SaaS applications: Maintenance dream or nightmare? </w:t>
       </w:r>
       <w:r>
         <w:rPr>
@@ -8000,12 +8130,12 @@
       <w:pPr>
         <w:pStyle w:val="Ttulo1"/>
       </w:pPr>
-      <w:bookmarkStart w:id="7" w:name="_Toc243769277"/>
+      <w:bookmarkStart w:id="9" w:name="_Toc244119499"/>
       <w:r>
         <w:lastRenderedPageBreak/>
         <w:t>ANEXOS</w:t>
       </w:r>
-      <w:bookmarkEnd w:id="7"/>
+      <w:bookmarkEnd w:id="9"/>
     </w:p>
     <w:sectPr>
       <w:headerReference w:type="default" r:id="rId12"/>
@@ -11688,7 +11818,7 @@
     <w:autoRedefine/>
     <w:uiPriority w:val="1"/>
     <w:qFormat/>
-    <w:rsid w:val="001D0200"/>
+    <w:rsid w:val="006F2F1C"/>
     <w:pPr>
       <w:spacing w:line="480" w:lineRule="auto"/>
       <w:ind w:left="556"/>
@@ -11795,7 +11925,7 @@
     <w:basedOn w:val="Fuentedeprrafopredeter"/>
     <w:link w:val="Ttulo1"/>
     <w:uiPriority w:val="1"/>
-    <w:rsid w:val="001D0200"/>
+    <w:rsid w:val="006F2F1C"/>
     <w:rPr>
       <w:rFonts w:ascii="Times New Roman" w:eastAsia="Times New Roman" w:hAnsi="Times New Roman"/>
       <w:b/>
@@ -12315,15 +12445,15 @@
     <w:link w:val="ParrafoCeutecCar"/>
     <w:autoRedefine/>
     <w:qFormat/>
-    <w:rsid w:val="001D0200"/>
+    <w:rsid w:val="006F2F1C"/>
     <w:pPr>
       <w:widowControl/>
       <w:spacing w:line="480" w:lineRule="auto"/>
-      <w:ind w:firstLine="720"/>
+      <w:jc w:val="center"/>
     </w:pPr>
     <w:rPr>
       <w:rFonts w:ascii="Times New Roman" w:hAnsi="Times New Roman" w:cs="Times New Roman"/>
-      <w:bCs/>
+      <w:b/>
       <w:kern w:val="2"/>
       <w:sz w:val="24"/>
       <w:szCs w:val="24"/>
@@ -12335,10 +12465,10 @@
     <w:name w:val="ParrafoCeutec Car"/>
     <w:basedOn w:val="Fuentedeprrafopredeter"/>
     <w:link w:val="ParrafoCeutec"/>
-    <w:rsid w:val="001D0200"/>
+    <w:rsid w:val="006F2F1C"/>
     <w:rPr>
       <w:rFonts w:ascii="Times New Roman" w:hAnsi="Times New Roman" w:cs="Times New Roman"/>
-      <w:bCs/>
+      <w:b/>
       <w:kern w:val="2"/>
       <w:sz w:val="24"/>
       <w:szCs w:val="24"/>

--- a/tesis/documento.docx
+++ b/tesis/documento.docx
@@ -3766,7 +3766,7 @@
         </w:rPr>
         <w:lastRenderedPageBreak/>
         <w:drawing>
-          <wp:anchor distT="0" distB="0" distL="114300" distR="114300" simplePos="0" relativeHeight="251658240" behindDoc="1" locked="0" layoutInCell="1" allowOverlap="1" wp14:anchorId="74A459B5" wp14:editId="094B9F96">
+          <wp:anchor distT="0" distB="0" distL="114300" distR="114300" simplePos="0" relativeHeight="251658240" behindDoc="1" locked="0" layoutInCell="1" allowOverlap="1" wp14:anchorId="74A459B5" wp14:editId="7365CF2C">
             <wp:simplePos x="0" y="0"/>
             <wp:positionH relativeFrom="margin">
               <wp:align>center</wp:align>
@@ -4256,7 +4256,7 @@
         </w:rPr>
         <w:lastRenderedPageBreak/>
         <w:drawing>
-          <wp:anchor distT="0" distB="0" distL="114300" distR="114300" simplePos="0" relativeHeight="251660288" behindDoc="1" locked="0" layoutInCell="1" allowOverlap="1" wp14:anchorId="544DF496" wp14:editId="6E49338D">
+          <wp:anchor distT="0" distB="0" distL="114300" distR="114300" simplePos="0" relativeHeight="251660288" behindDoc="1" locked="0" layoutInCell="1" allowOverlap="1" wp14:anchorId="544DF496" wp14:editId="44EA810E">
             <wp:simplePos x="0" y="0"/>
             <wp:positionH relativeFrom="margin">
               <wp:align>center</wp:align>
@@ -4648,7 +4648,7 @@
           <w:color w:val="auto"/>
           <w:sz w:val="22"/>
           <w:szCs w:val="22"/>
-          <w:lang w:eastAsia="en-US"/>
+          <w:lang w:val="en-US" w:eastAsia="en-US"/>
         </w:rPr>
         <w:id w:val="861872817"/>
         <w:docPartObj>
@@ -5662,16 +5662,31 @@
           <w:docGrid w:linePitch="299"/>
         </w:sectPr>
       </w:pPr>
-      <w:fldSimple w:instr=" TOC \h \z \c &quot;Tabla&quot; ">
-        <w:r>
-          <w:rPr>
-            <w:b w:val="0"/>
-            <w:bCs/>
-            <w:noProof/>
-          </w:rPr>
-          <w:t>No se encuentran elementos de tabla de ilustraciones.</w:t>
-        </w:r>
-      </w:fldSimple>
+      <w:r>
+        <w:fldChar w:fldCharType="begin"/>
+      </w:r>
+      <w:r>
+        <w:instrText xml:space="preserve"> TOC \h \z \c "Tabla" </w:instrText>
+      </w:r>
+      <w:r>
+        <w:fldChar w:fldCharType="separate"/>
+      </w:r>
+      <w:r>
+        <w:rPr>
+          <w:b w:val="0"/>
+          <w:bCs/>
+          <w:noProof/>
+        </w:rPr>
+        <w:t>No se encuentran elementos de tabla de ilustraciones.</w:t>
+      </w:r>
+      <w:r>
+        <w:rPr>
+          <w:b w:val="0"/>
+          <w:bCs/>
+          <w:noProof/>
+        </w:rPr>
+        <w:fldChar w:fldCharType="end"/>
+      </w:r>
     </w:p>
     <w:p>
       <w:pPr>
@@ -7331,172 +7346,415 @@
     <w:p>
       <w:pPr>
         <w:pStyle w:val="ParrafoCeutec"/>
-      </w:pPr>
-      <w:r>
+        <w:ind w:firstLine="556"/>
+        <w:jc w:val="left"/>
+        <w:rPr>
+          <w:b w:val="0"/>
+          <w:bCs/>
+        </w:rPr>
+      </w:pPr>
+      <w:r>
+        <w:rPr>
+          <w:b w:val="0"/>
+          <w:bCs/>
+        </w:rPr>
         <w:t xml:space="preserve">La transformación digital encarna el cambio en los procesos de trabajo y en la creación de valor en las organizaciones. Esto incluye incorporar tecnologías digitales, tomar decisiones estratégicas y realizar los ajustes organizacionales necesarios para aprovecharlas. Además, desarrollar esta tecnología también exige hacer frente a barreras internas que pueden afectar la forma en que estos cambios se implementan </w:t>
       </w:r>
       <w:r>
+        <w:rPr>
+          <w:b w:val="0"/>
+          <w:bCs/>
+        </w:rPr>
         <w:fldChar w:fldCharType="begin"/>
       </w:r>
       <w:r>
+        <w:rPr>
+          <w:b w:val="0"/>
+          <w:bCs/>
+        </w:rPr>
         <w:instrText xml:space="preserve"> ADDIN ZOTERO_ITEM CSL_CITATION {"citationID":"iBp6qPMZ","properties":{"unsorted":false,"formattedCitation":"(Vial, 2019)","plainCitation":"(Vial, 2019)","noteIndex":0},"citationItems":[{"id":3,"uris":["http://zotero.org/users/local/uXdmgImk/items/ACTSAUVM"],"itemData":{"id":3,"type":"article-journal","container-title":"The Journal of Strategic Information Systems","DOI":"10.1016/j.jsis.2019.01.003","ISSN":"09638687","issue":"2","journalAbbreviation":"The Journal of Strategic Information Systems","language":"en","page":"118-144","source":"DOI.org (Crossref)","title":"Understanding digital transformation: A review and a research agenda","title-short":"Understanding digital transformation","volume":"28","author":[{"family":"Vial","given":"Gregory"}],"issued":{"date-parts":[["2019",6]]}}}],"schema":"https://github.com/citation-style-language/schema/raw/master/csl-citation.json"} </w:instrText>
       </w:r>
       <w:r>
+        <w:rPr>
+          <w:b w:val="0"/>
+          <w:bCs/>
+        </w:rPr>
         <w:fldChar w:fldCharType="separate"/>
       </w:r>
       <w:r>
+        <w:rPr>
+          <w:b w:val="0"/>
+          <w:bCs/>
+        </w:rPr>
         <w:t>(Vial, 2019)</w:t>
       </w:r>
       <w:r>
+        <w:rPr>
+          <w:b w:val="0"/>
+          <w:bCs/>
+        </w:rPr>
         <w:fldChar w:fldCharType="end"/>
       </w:r>
       <w:r>
+        <w:rPr>
+          <w:b w:val="0"/>
+          <w:bCs/>
+        </w:rPr>
         <w:t>.</w:t>
       </w:r>
     </w:p>
     <w:p>
       <w:pPr>
         <w:pStyle w:val="ParrafoCeutec"/>
-      </w:pPr>
-      <w:r>
+        <w:ind w:firstLine="556"/>
+        <w:jc w:val="left"/>
+        <w:rPr>
+          <w:b w:val="0"/>
+          <w:bCs/>
+        </w:rPr>
+      </w:pPr>
+      <w:r>
+        <w:rPr>
+          <w:b w:val="0"/>
+          <w:bCs/>
+        </w:rPr>
         <w:t xml:space="preserve">La atención al cliente no es ajena a esta transformación. Hoy en día, las empresas interactúan con sus clientes a través de diversos canales, lo que plantea el reto de coordinar de forma armónica cada contacto durante el servicio. Frente a esto, el enfoque omnicanal propone gestionar estos medios de manera integrada, garantizando que se complementen entre sí y aporten continuidad a la experiencia del cliente </w:t>
       </w:r>
       <w:r>
+        <w:rPr>
+          <w:b w:val="0"/>
+          <w:bCs/>
+        </w:rPr>
         <w:fldChar w:fldCharType="begin"/>
       </w:r>
       <w:r>
+        <w:rPr>
+          <w:b w:val="0"/>
+          <w:bCs/>
+        </w:rPr>
         <w:instrText xml:space="preserve"> ADDIN ZOTERO_ITEM CSL_CITATION {"citationID":"KaE14ghv","properties":{"unsorted":false,"formattedCitation":"(Verhoef et\\uc0\\u160{}al., 2015)","plainCitation":"(Verhoef et al., 2015)","noteIndex":0},"citationItems":[{"id":7,"uris":["http://zotero.org/users/local/uXdmgImk/items/PUGWEVAP"],"itemData":{"id":7,"type":"article-journal","container-title":"Journal of Retailing","DOI":"10.1016/j.jretai.2015.02.005","ISSN":"00224359","issue":"2","journalAbbreviation":"Journal of Retailing","language":"en","page":"174-181","source":"DOI.org (Crossref)","title":"From Multi-Channel Retailing to Omni-Channel Retailing","volume":"91","author":[{"family":"Verhoef","given":"Peter C."},{"family":"Kannan","given":"P.K."},{"family":"Inman","given":"J. Jeffrey"}],"issued":{"date-parts":[["2015",6]]}}}],"schema":"https://github.com/citation-style-language/schema/raw/master/csl-citation.json"} </w:instrText>
       </w:r>
       <w:r>
+        <w:rPr>
+          <w:b w:val="0"/>
+          <w:bCs/>
+        </w:rPr>
         <w:fldChar w:fldCharType="separate"/>
       </w:r>
       <w:r>
         <w:rPr>
+          <w:b w:val="0"/>
+          <w:bCs/>
           <w:kern w:val="0"/>
         </w:rPr>
         <w:t>(Verhoef et al., 2015)</w:t>
       </w:r>
       <w:r>
+        <w:rPr>
+          <w:b w:val="0"/>
+          <w:bCs/>
+        </w:rPr>
         <w:fldChar w:fldCharType="end"/>
       </w:r>
       <w:r>
+        <w:rPr>
+          <w:b w:val="0"/>
+          <w:bCs/>
+        </w:rPr>
         <w:t>.</w:t>
       </w:r>
     </w:p>
     <w:p>
       <w:pPr>
         <w:pStyle w:val="ParrafoCeutec"/>
-      </w:pPr>
-      <w:r>
+        <w:ind w:firstLine="556"/>
+        <w:jc w:val="left"/>
+        <w:rPr>
+          <w:b w:val="0"/>
+          <w:bCs/>
+        </w:rPr>
+      </w:pPr>
+      <w:r>
+        <w:rPr>
+          <w:b w:val="0"/>
+          <w:bCs/>
+        </w:rPr>
         <w:t xml:space="preserve">En este contexto, la automatización y la inteligencia artificial ofrecen herramientas clave para optimizar la operación mediante la clasificación de consultas, la generación de respuestas iniciales y la ejecución de tareas repetitivas. Sin embargo, su adopción exitosa requiere supervisión humana y la preparación del personal, quien debe saber cuándo intervenir y cómo aprovechar la información generada por estas tecnologías </w:t>
       </w:r>
       <w:r>
+        <w:rPr>
+          <w:b w:val="0"/>
+          <w:bCs/>
+        </w:rPr>
         <w:fldChar w:fldCharType="begin"/>
       </w:r>
       <w:r>
+        <w:rPr>
+          <w:b w:val="0"/>
+          <w:bCs/>
+        </w:rPr>
         <w:instrText xml:space="preserve"> ADDIN ZOTERO_ITEM CSL_CITATION {"citationID":"kZKJQ5Q4","properties":{"unsorted":false,"formattedCitation":"(Finio &amp; Downie, 2025)","plainCitation":"(Finio &amp; Downie, 2025)","noteIndex":0},"citationItems":[{"id":12,"uris":["http://zotero.org/users/local/uXdmgImk/items/AB8EAR2F"],"itemData":{"id":12,"type":"webpage","container-title":"IBM","title":"IA en el servicio de atención al cliente","URL":"https://www.ibm.com/es-es/think/topics/ai-in-customer-service","author":[{"family":"Finio","given":"Matthew"},{"family":"Downie","given":"Amanda"}],"issued":{"date-parts":[["2025",5,15]]}}}],"schema":"https://github.com/citation-style-language/schema/raw/master/csl-citation.json"} </w:instrText>
       </w:r>
       <w:r>
+        <w:rPr>
+          <w:b w:val="0"/>
+          <w:bCs/>
+        </w:rPr>
         <w:fldChar w:fldCharType="separate"/>
       </w:r>
       <w:r>
-        <w:t>(Finio &amp; Downie, 2025)</w:t>
-      </w:r>
-      <w:r>
+        <w:rPr>
+          <w:b w:val="0"/>
+          <w:bCs/>
+        </w:rPr>
+        <w:t>(</w:t>
+      </w:r>
+      <w:proofErr w:type="spellStart"/>
+      <w:r>
+        <w:rPr>
+          <w:b w:val="0"/>
+          <w:bCs/>
+        </w:rPr>
+        <w:t>Finio</w:t>
+      </w:r>
+      <w:proofErr w:type="spellEnd"/>
+      <w:r>
+        <w:rPr>
+          <w:b w:val="0"/>
+          <w:bCs/>
+        </w:rPr>
+        <w:t xml:space="preserve"> &amp; </w:t>
+      </w:r>
+      <w:proofErr w:type="spellStart"/>
+      <w:r>
+        <w:rPr>
+          <w:b w:val="0"/>
+          <w:bCs/>
+        </w:rPr>
+        <w:t>Downie</w:t>
+      </w:r>
+      <w:proofErr w:type="spellEnd"/>
+      <w:r>
+        <w:rPr>
+          <w:b w:val="0"/>
+          <w:bCs/>
+        </w:rPr>
+        <w:t>, 2025)</w:t>
+      </w:r>
+      <w:r>
+        <w:rPr>
+          <w:b w:val="0"/>
+          <w:bCs/>
+        </w:rPr>
         <w:fldChar w:fldCharType="end"/>
       </w:r>
       <w:r>
+        <w:rPr>
+          <w:b w:val="0"/>
+          <w:bCs/>
+        </w:rPr>
         <w:t>.</w:t>
       </w:r>
     </w:p>
     <w:p>
       <w:pPr>
         <w:pStyle w:val="ParrafoCeutec"/>
-      </w:pPr>
-      <w:r>
+        <w:ind w:firstLine="556"/>
+        <w:jc w:val="left"/>
+        <w:rPr>
+          <w:b w:val="0"/>
+          <w:bCs/>
+        </w:rPr>
+      </w:pPr>
+      <w:r>
+        <w:rPr>
+          <w:b w:val="0"/>
+          <w:bCs/>
+        </w:rPr>
         <w:t xml:space="preserve">A partir de estas dinámicas, en </w:t>
       </w:r>
       <w:proofErr w:type="spellStart"/>
       <w:r>
+        <w:rPr>
+          <w:b w:val="0"/>
+          <w:bCs/>
+        </w:rPr>
         <w:t>Travel</w:t>
       </w:r>
       <w:proofErr w:type="spellEnd"/>
       <w:r>
+        <w:rPr>
+          <w:b w:val="0"/>
+          <w:bCs/>
+        </w:rPr>
         <w:t xml:space="preserve"> </w:t>
       </w:r>
       <w:proofErr w:type="spellStart"/>
       <w:r>
+        <w:rPr>
+          <w:b w:val="0"/>
+          <w:bCs/>
+        </w:rPr>
         <w:t>Diunsa</w:t>
       </w:r>
       <w:proofErr w:type="spellEnd"/>
       <w:r>
+        <w:rPr>
+          <w:b w:val="0"/>
+          <w:bCs/>
+        </w:rPr>
         <w:t xml:space="preserve"> se identificó la necesidad de contar con una herramienta que centralizara las conversaciones con los clientes, organizara las solicitudes y </w:t>
       </w:r>
       <w:proofErr w:type="spellStart"/>
       <w:r>
+        <w:rPr>
+          <w:b w:val="0"/>
+          <w:bCs/>
+        </w:rPr>
         <w:t>distribuiera</w:t>
       </w:r>
       <w:proofErr w:type="spellEnd"/>
       <w:r>
+        <w:rPr>
+          <w:b w:val="0"/>
+          <w:bCs/>
+        </w:rPr>
         <w:t xml:space="preserve"> las atenciones entre asesores y equipos. Asimismo, era fundamental facilitar el seguimiento de cada caso, controlar los tiempos de respuesta y disponer de información operativa en tiempo real. Estas prioridades orientaron el desarrollo hacia un modelo de gestión enfocado en visibilizar las atenciones pendientes y minimizar el riesgo de dejar interacciones sin respuesta.</w:t>
       </w:r>
     </w:p>
     <w:p>
       <w:pPr>
         <w:pStyle w:val="ParrafoCeutec"/>
-      </w:pPr>
-      <w:r>
+        <w:ind w:firstLine="556"/>
+        <w:jc w:val="left"/>
+        <w:rPr>
+          <w:b w:val="0"/>
+          <w:bCs/>
+        </w:rPr>
+      </w:pPr>
+      <w:r>
+        <w:rPr>
+          <w:b w:val="0"/>
+          <w:bCs/>
+        </w:rPr>
+        <w:t xml:space="preserve">Como solución a este desafío, se desarrolló FLOW, una plataforma web omnicanal orientada a la gestión y automatización de la atención al cliente. El sistema centraliza la </w:t>
+      </w:r>
+      <w:r>
+        <w:rPr>
+          <w:b w:val="0"/>
+          <w:bCs/>
+        </w:rPr>
         <w:lastRenderedPageBreak/>
-        <w:t>Como solución a este desafío, se desarrolló FLOW, una plataforma web omnicanal orientada a la gestión y automatización de la atención al cliente. El sistema centraliza la información de los usuarios, sus conversaciones y solicitudes, integrando mecanismos para la asignación de tareas, el seguimiento de estados y la organización de equipos. Del mismo modo, el acceso a sus funcionalidades se administra mediante un esquema de roles y permisos adaptado a las responsabilidades de cada usuario. Su arquitectura está concebida para la incorporación progresiva de nuevos canales digitales y la integración de agentes de inteligencia artificial como soporte operativo.</w:t>
+        <w:t>información de los usuarios, sus conversaciones y solicitudes, integrando mecanismos para la asignación de tareas, el seguimiento de estados y la organización de equipos. Del mismo modo, el acceso a sus funcionalidades se administra mediante un esquema de roles y permisos adaptado a las responsabilidades de cada usuario. Su arquitectura está concebida para la incorporación progresiva de nuevos canales digitales y la integración de agentes de inteligencia artificial como soporte operativo.</w:t>
       </w:r>
     </w:p>
     <w:p>
       <w:pPr>
         <w:pStyle w:val="ParrafoCeutec"/>
-      </w:pPr>
-      <w:r>
+        <w:ind w:firstLine="556"/>
+        <w:jc w:val="left"/>
+        <w:rPr>
+          <w:b w:val="0"/>
+          <w:bCs/>
+        </w:rPr>
+      </w:pPr>
+      <w:r>
+        <w:rPr>
+          <w:b w:val="0"/>
+          <w:bCs/>
+        </w:rPr>
         <w:t xml:space="preserve">Adicionalmente, la plataforma incorpora métricas operativas y mecanismos para la gestión de tiempos y niveles de servicio (SLA). Estas funciones brindan una mayor trazabilidad sobre las atenciones y facilitan la detección oportuna de incidencias que requieran intervención. Cabe destacar que el desarrollo del proyecto integra disciplinas de la ingeniería de software, programación web, bases de datos, seguridad e integración de servicios, aplicadas a las necesidades específicas de </w:t>
       </w:r>
       <w:proofErr w:type="spellStart"/>
       <w:r>
+        <w:rPr>
+          <w:b w:val="0"/>
+          <w:bCs/>
+        </w:rPr>
         <w:t>Travel</w:t>
       </w:r>
       <w:proofErr w:type="spellEnd"/>
       <w:r>
+        <w:rPr>
+          <w:b w:val="0"/>
+          <w:bCs/>
+        </w:rPr>
         <w:t xml:space="preserve"> </w:t>
       </w:r>
       <w:proofErr w:type="spellStart"/>
       <w:r>
+        <w:rPr>
+          <w:b w:val="0"/>
+          <w:bCs/>
+        </w:rPr>
         <w:t>Diunsa</w:t>
       </w:r>
       <w:proofErr w:type="spellEnd"/>
       <w:r>
+        <w:rPr>
+          <w:b w:val="0"/>
+          <w:bCs/>
+        </w:rPr>
         <w:t xml:space="preserve"> y manteniendo siempre el rol central del asesor en la atención especializada.</w:t>
       </w:r>
     </w:p>
     <w:p>
       <w:pPr>
         <w:pStyle w:val="ParrafoCeutec"/>
-      </w:pPr>
-      <w:r>
+        <w:ind w:firstLine="556"/>
+        <w:jc w:val="left"/>
+        <w:rPr>
+          <w:b w:val="0"/>
+          <w:bCs/>
+        </w:rPr>
+      </w:pPr>
+      <w:r>
+        <w:rPr>
+          <w:b w:val="0"/>
+          <w:bCs/>
+        </w:rPr>
         <w:t>Finalmente, el presente documento se estructura en cinco capítulos. Tras esta introducción, el Capítulo II expone las generalidades de la empresa</w:t>
       </w:r>
       <w:r>
+        <w:rPr>
+          <w:b w:val="0"/>
+          <w:bCs/>
+        </w:rPr>
         <w:t>,</w:t>
       </w:r>
       <w:r>
+        <w:rPr>
+          <w:b w:val="0"/>
+          <w:bCs/>
+        </w:rPr>
         <w:t xml:space="preserve"> el Capítulo III desarrolla el marco teórico</w:t>
       </w:r>
       <w:r>
+        <w:rPr>
+          <w:b w:val="0"/>
+          <w:bCs/>
+        </w:rPr>
         <w:t xml:space="preserve">, </w:t>
       </w:r>
       <w:r>
+        <w:rPr>
+          <w:b w:val="0"/>
+          <w:bCs/>
+        </w:rPr>
         <w:t>el Capítulo IV detalla el diseño y desarrollo del proyecto</w:t>
       </w:r>
       <w:r>
+        <w:rPr>
+          <w:b w:val="0"/>
+          <w:bCs/>
+        </w:rPr>
         <w:t>,</w:t>
       </w:r>
       <w:r>
+        <w:rPr>
+          <w:b w:val="0"/>
+          <w:bCs/>
+        </w:rPr>
         <w:t xml:space="preserve"> y el Capítulo V reúne los resultados, las conclusiones y las recomendaciones.</w:t>
       </w:r>
     </w:p>
@@ -7641,6 +7899,9 @@
         </w:rPr>
       </w:pPr>
       <w:r>
+        <w:rPr>
+          <w:lang w:val="es-MX"/>
+        </w:rPr>
         <w:br w:type="page"/>
       </w:r>
     </w:p>
@@ -7669,6 +7930,9 @@
         </w:rPr>
       </w:pPr>
       <w:r>
+        <w:rPr>
+          <w:lang w:val="es-MX"/>
+        </w:rPr>
         <w:br w:type="page"/>
       </w:r>
     </w:p>
@@ -7697,6 +7961,9 @@
         </w:rPr>
       </w:pPr>
       <w:r>
+        <w:rPr>
+          <w:lang w:val="es-MX"/>
+        </w:rPr>
         <w:br w:type="page"/>
       </w:r>
     </w:p>
@@ -7745,33 +8012,11 @@
         </w:rPr>
         <w:fldChar w:fldCharType="separate"/>
       </w:r>
-      <w:proofErr w:type="spellStart"/>
-      <w:r>
-        <w:rPr>
-          <w:lang w:val="es-MX"/>
-        </w:rPr>
-        <w:t>Bezemer</w:t>
-      </w:r>
-      <w:proofErr w:type="spellEnd"/>
-      <w:r>
-        <w:rPr>
-          <w:lang w:val="es-MX"/>
-        </w:rPr>
-        <w:t xml:space="preserve">, C.-P., &amp; </w:t>
-      </w:r>
-      <w:proofErr w:type="spellStart"/>
-      <w:r>
-        <w:rPr>
-          <w:lang w:val="es-MX"/>
-        </w:rPr>
-        <w:t>Zaidman</w:t>
-      </w:r>
-      <w:proofErr w:type="spellEnd"/>
-      <w:r>
-        <w:rPr>
-          <w:lang w:val="es-MX"/>
-        </w:rPr>
-        <w:t xml:space="preserve">, A. (2010). </w:t>
+      <w:r>
+        <w:rPr>
+          <w:lang w:val="es-MX"/>
+        </w:rPr>
+        <w:t xml:space="preserve">Bezemer, C.-P., &amp; Zaidman, A. (2010). </w:t>
       </w:r>
       <w:r>
         <w:t xml:space="preserve">Multi-tenant SaaS applications: Maintenance dream or nightmare? </w:t>
